--- a/assets/MSCE产品白皮书.docx
+++ b/assets/MSCE产品白皮书.docx
@@ -213,7 +213,7 @@
         <w:pStyle w:val="ListBullet"/>
       </w:pPr>
       <w:r>
-        <w:t>金融版 — 策略多条件一致性验证引擎：接入交易系统，实时检测多约束失效。</w:t>
+        <w:t>金融版 — 策略多条件一致性验证引擎：接入交易系统，实时检测多条件失效。</w:t>
       </w:r>
     </w:p>
     <w:p>
